--- a/backend/templates/complaint.docx
+++ b/backend/templates/complaint.docx
@@ -7,7 +7,7 @@
         <w:spacing w:after="0" w:line="360" w:lineRule="auto"/>
         <w:jc w:val="center"/>
         <w:rPr>
-          <w:rFonts w:ascii="宋体" w:eastAsia="宋体" w:hAnsi="宋体"/>
+          <w:rFonts w:ascii="宋体" w:eastAsia="宋体" w:hAnsi="宋体" w:hint="eastAsia"/>
           <w:szCs w:val="22"/>
         </w:rPr>
       </w:pPr>
@@ -35,7 +35,7 @@
       <w:pPr>
         <w:spacing w:beforeLines="50" w:before="156" w:after="0" w:line="360" w:lineRule="auto"/>
         <w:rPr>
-          <w:rFonts w:ascii="黑体" w:eastAsia="黑体" w:hAnsi="黑体"/>
+          <w:rFonts w:ascii="黑体" w:eastAsia="黑体" w:hAnsi="黑体" w:hint="eastAsia"/>
           <w:sz w:val="24"/>
         </w:rPr>
       </w:pPr>
@@ -53,23 +53,7 @@
           <w:rFonts w:ascii="黑体" w:eastAsia="黑体" w:hAnsi="黑体"/>
           <w:sz w:val="24"/>
         </w:rPr>
-        <w:t xml:space="preserve"> </w:t>
-      </w:r>
-      <w:proofErr w:type="gramStart"/>
-      <w:r>
-        <w:rPr>
-          <w:rFonts w:ascii="黑体" w:eastAsia="黑体" w:hAnsi="黑体"/>
-          <w:sz w:val="24"/>
-        </w:rPr>
-        <w:t>{{ plaintiff</w:t>
-      </w:r>
-      <w:proofErr w:type="gramEnd"/>
-      <w:r>
-        <w:rPr>
-          <w:rFonts w:ascii="黑体" w:eastAsia="黑体" w:hAnsi="黑体"/>
-          <w:sz w:val="24"/>
-        </w:rPr>
-        <w:t xml:space="preserve"> }} </w:t>
+        <w:t xml:space="preserve"> {{ plaintiff }} </w:t>
       </w:r>
     </w:p>
     <w:p>
@@ -94,23 +78,7 @@
           <w:rFonts w:ascii="黑体" w:eastAsia="黑体" w:hAnsi="黑体"/>
           <w:sz w:val="24"/>
         </w:rPr>
-        <w:t xml:space="preserve"> </w:t>
-      </w:r>
-      <w:proofErr w:type="gramStart"/>
-      <w:r>
-        <w:rPr>
-          <w:rFonts w:ascii="黑体" w:eastAsia="黑体" w:hAnsi="黑体"/>
-          <w:sz w:val="24"/>
-        </w:rPr>
-        <w:t>{{ defendant</w:t>
-      </w:r>
-      <w:proofErr w:type="gramEnd"/>
-      <w:r>
-        <w:rPr>
-          <w:rFonts w:ascii="黑体" w:eastAsia="黑体" w:hAnsi="黑体"/>
-          <w:sz w:val="24"/>
-        </w:rPr>
-        <w:t xml:space="preserve"> }}</w:t>
+        <w:t xml:space="preserve"> {{ defendant }}</w:t>
       </w:r>
     </w:p>
     <w:p>
@@ -136,23 +104,7 @@
           <w:rFonts w:ascii="宋体" w:eastAsia="宋体" w:hAnsi="宋体"/>
           <w:sz w:val="24"/>
         </w:rPr>
-        <w:t xml:space="preserve"> </w:t>
-      </w:r>
-      <w:proofErr w:type="gramStart"/>
-      <w:r>
-        <w:rPr>
-          <w:rFonts w:ascii="宋体" w:eastAsia="宋体" w:hAnsi="宋体"/>
-          <w:sz w:val="24"/>
-        </w:rPr>
-        <w:t>{{ demand</w:t>
-      </w:r>
-      <w:proofErr w:type="gramEnd"/>
-      <w:r>
-        <w:rPr>
-          <w:rFonts w:ascii="宋体" w:eastAsia="宋体" w:hAnsi="宋体"/>
-          <w:sz w:val="24"/>
-        </w:rPr>
-        <w:t xml:space="preserve"> }}</w:t>
+        <w:t xml:space="preserve"> {{ demand }}</w:t>
       </w:r>
     </w:p>
     <w:p>
@@ -178,55 +130,7 @@
           <w:rFonts w:ascii="宋体" w:eastAsia="宋体" w:hAnsi="宋体"/>
           <w:sz w:val="24"/>
         </w:rPr>
-        <w:t xml:space="preserve"> </w:t>
-      </w:r>
-      <w:proofErr w:type="gramStart"/>
-      <w:r>
-        <w:rPr>
-          <w:rFonts w:ascii="宋体" w:eastAsia="宋体" w:hAnsi="宋体"/>
-          <w:sz w:val="24"/>
-        </w:rPr>
-        <w:t xml:space="preserve">{{ </w:t>
-      </w:r>
-      <w:proofErr w:type="spellStart"/>
-      <w:r>
-        <w:rPr>
-          <w:rFonts w:ascii="宋体" w:eastAsia="宋体" w:hAnsi="宋体"/>
-          <w:sz w:val="24"/>
-        </w:rPr>
-        <w:t>ai</w:t>
-      </w:r>
-      <w:proofErr w:type="gramEnd"/>
-      <w:r>
-        <w:rPr>
-          <w:rFonts w:ascii="宋体" w:eastAsia="宋体" w:hAnsi="宋体"/>
-          <w:sz w:val="24"/>
-        </w:rPr>
-        <w:t>_generated_</w:t>
-      </w:r>
-      <w:proofErr w:type="gramStart"/>
-      <w:r>
-        <w:rPr>
-          <w:rFonts w:ascii="宋体" w:eastAsia="宋体" w:hAnsi="宋体"/>
-          <w:sz w:val="24"/>
-        </w:rPr>
-        <w:t>reasons</w:t>
-      </w:r>
-      <w:proofErr w:type="spellEnd"/>
-      <w:r>
-        <w:rPr>
-          <w:rFonts w:ascii="宋体" w:eastAsia="宋体" w:hAnsi="宋体"/>
-          <w:sz w:val="24"/>
-        </w:rPr>
-        <w:t xml:space="preserve"> }</w:t>
-      </w:r>
-      <w:proofErr w:type="gramEnd"/>
-      <w:r>
-        <w:rPr>
-          <w:rFonts w:ascii="宋体" w:eastAsia="宋体" w:hAnsi="宋体"/>
-          <w:sz w:val="24"/>
-        </w:rPr>
-        <w:t>}</w:t>
+        <w:t xml:space="preserve"> {{ ai_generated_reasons }}</w:t>
       </w:r>
     </w:p>
     <w:p>
@@ -234,7 +138,7 @@
         <w:spacing w:after="0" w:line="360" w:lineRule="auto"/>
         <w:ind w:firstLineChars="200" w:firstLine="480"/>
         <w:rPr>
-          <w:rFonts w:ascii="宋体" w:eastAsia="宋体" w:hAnsi="宋体"/>
+          <w:rFonts w:ascii="宋体" w:eastAsia="宋体" w:hAnsi="宋体" w:hint="eastAsia"/>
           <w:sz w:val="24"/>
         </w:rPr>
       </w:pPr>
@@ -250,23 +154,30 @@
       <w:pPr>
         <w:spacing w:after="0" w:line="360" w:lineRule="auto"/>
         <w:rPr>
+          <w:rFonts w:ascii="宋体" w:eastAsia="宋体" w:hAnsi="宋体" w:hint="eastAsia"/>
+          <w:sz w:val="24"/>
+        </w:rPr>
+      </w:pPr>
+      <w:r>
+        <w:rPr>
+          <w:rFonts w:ascii="宋体" w:eastAsia="宋体" w:hAnsi="宋体" w:hint="eastAsia"/>
+          <w:sz w:val="24"/>
+        </w:rPr>
+        <w:t>______</w:t>
+      </w:r>
+      <w:r>
+        <w:rPr>
           <w:rFonts w:ascii="宋体" w:eastAsia="宋体" w:hAnsi="宋体"/>
           <w:sz w:val="24"/>
         </w:rPr>
-      </w:pPr>
-      <w:r>
-        <w:rPr>
-          <w:rFonts w:ascii="宋体" w:eastAsia="宋体" w:hAnsi="宋体"/>
-          <w:sz w:val="24"/>
-        </w:rPr>
-        <w:t>某某人民法院</w:t>
+        <w:t>人民法院</w:t>
       </w:r>
     </w:p>
     <w:p>
       <w:pPr>
         <w:spacing w:after="0" w:line="360" w:lineRule="auto"/>
         <w:rPr>
-          <w:rFonts w:ascii="宋体" w:eastAsia="宋体" w:hAnsi="宋体"/>
+          <w:rFonts w:ascii="宋体" w:eastAsia="宋体" w:hAnsi="宋体" w:hint="eastAsia"/>
           <w:sz w:val="24"/>
         </w:rPr>
       </w:pPr>
@@ -275,7 +186,7 @@
       <w:pPr>
         <w:spacing w:after="0" w:line="360" w:lineRule="auto"/>
         <w:rPr>
-          <w:rFonts w:ascii="宋体" w:eastAsia="宋体" w:hAnsi="宋体"/>
+          <w:rFonts w:ascii="宋体" w:eastAsia="宋体" w:hAnsi="宋体" w:hint="eastAsia"/>
           <w:sz w:val="24"/>
         </w:rPr>
       </w:pPr>
@@ -331,7 +242,49 @@
           <w:rFonts w:ascii="黑体" w:eastAsia="黑体" w:hAnsi="黑体"/>
           <w:sz w:val="24"/>
         </w:rPr>
-        <w:t>日期：202X年 X月 X日</w:t>
+        <w:t>日期：</w:t>
+      </w:r>
+      <w:r>
+        <w:rPr>
+          <w:rFonts w:ascii="黑体" w:eastAsia="黑体" w:hAnsi="黑体" w:hint="eastAsia"/>
+          <w:sz w:val="24"/>
+        </w:rPr>
+        <w:t xml:space="preserve">    </w:t>
+      </w:r>
+      <w:r>
+        <w:rPr>
+          <w:rFonts w:ascii="黑体" w:eastAsia="黑体" w:hAnsi="黑体"/>
+          <w:sz w:val="24"/>
+        </w:rPr>
+        <w:t xml:space="preserve">年 </w:t>
+      </w:r>
+      <w:r>
+        <w:rPr>
+          <w:rFonts w:ascii="黑体" w:eastAsia="黑体" w:hAnsi="黑体" w:hint="eastAsia"/>
+          <w:sz w:val="24"/>
+        </w:rPr>
+        <w:t xml:space="preserve">  </w:t>
+      </w:r>
+      <w:r>
+        <w:rPr>
+          <w:rFonts w:ascii="黑体" w:eastAsia="黑体" w:hAnsi="黑体"/>
+          <w:sz w:val="24"/>
+        </w:rPr>
+        <w:t xml:space="preserve">月 </w:t>
+      </w:r>
+      <w:r>
+        <w:rPr>
+          <w:rFonts w:ascii="黑体" w:eastAsia="黑体" w:hAnsi="黑体" w:hint="eastAsia"/>
+          <w:sz w:val="24"/>
+        </w:rPr>
+        <w:t xml:space="preserve">  </w:t>
+      </w:r>
+      <w:r>
+        <w:rPr>
+          <w:rFonts w:ascii="黑体" w:eastAsia="黑体" w:hAnsi="黑体"/>
+          <w:sz w:val="24"/>
+        </w:rPr>
+        <w:t>日</w:t>
       </w:r>
       <w:r>
         <w:rPr>
